--- a/02_定制简历库/半亩花田/供应链管培生（2027届校招-J10971）/文雪_山东大学_半亩花田_供应链管培生（2027届校招-J10971）.docx
+++ b/02_定制简历库/半亩花田/供应链管培生（2027届校招-J10971）/文雪_山东大学_半亩花田_供应链管培生（2027届校招-J10971）.docx
@@ -66,6 +66,12 @@
                 <w:bCs/>
                 <w:sz w:val="44"/>
               </w:rPr>
+            </w:r>
+            <w:r>
+              <w:rPr>
+                <w:b/>
+                <w:sz w:val="28"/>
+              </w:rPr>
               <w:t>文雪</w:t>
             </w:r>
           </w:p>
@@ -162,21 +168,18 @@
                 <w:rFonts w:ascii="Times New Roman" w:hAnsi="Times New Roman" w:hint="default"/>
                 <w:sz w:val="21"/>
               </w:rPr>
-              <w:t>18658249341</w:t>
             </w:r>
             <w:r>
               <w:rPr>
                 <w:rFonts w:eastAsia="等线"/>
                 <w:sz w:val="21"/>
               </w:rPr>
-              <w:t xml:space="preserve"> </w:t>
             </w:r>
             <w:r>
               <w:rPr>
                 <w:rFonts w:ascii="宋体" w:eastAsia="宋体" w:hAnsi="宋体"/>
                 <w:sz w:val="21"/>
               </w:rPr>
-              <w:t xml:space="preserve"> </w:t>
             </w:r>
             <w:r>
               <w:rPr>
@@ -185,28 +188,24 @@
                 <w:bCs/>
                 <w:sz w:val="21"/>
               </w:rPr>
-              <w:t>|</w:t>
             </w:r>
             <w:r>
               <w:rPr>
                 <w:rFonts w:eastAsia="等线"/>
                 <w:sz w:val="21"/>
               </w:rPr>
-              <w:t xml:space="preserve">  </w:t>
             </w:r>
             <w:r>
               <w:rPr>
                 <w:rFonts w:ascii="Times New Roman" w:hAnsi="Times New Roman"/>
                 <w:sz w:val="21"/>
               </w:rPr>
-              <w:t>2631217547@qq.com</w:t>
             </w:r>
             <w:r>
               <w:rPr>
                 <w:rFonts w:ascii="Times New Roman" w:eastAsia="等线" w:hAnsi="Times New Roman"/>
                 <w:sz w:val="21"/>
               </w:rPr>
-              <w:t xml:space="preserve">  </w:t>
             </w:r>
             <w:r>
               <w:rPr>
@@ -215,14 +214,12 @@
                 <w:bCs/>
                 <w:sz w:val="21"/>
               </w:rPr>
-              <w:t>|</w:t>
             </w:r>
             <w:r>
               <w:rPr>
                 <w:rFonts w:ascii="宋体" w:eastAsia="宋体" w:hAnsi="宋体"/>
                 <w:sz w:val="21"/>
               </w:rPr>
-              <w:t xml:space="preserve">  共青团员  </w:t>
             </w:r>
             <w:r>
               <w:rPr>
@@ -230,14 +227,19 @@
                 <w:b/>
                 <w:sz w:val="21"/>
               </w:rPr>
-              <w:t>|</w:t>
             </w:r>
             <w:r>
               <w:rPr>
                 <w:rFonts w:ascii="宋体" w:eastAsia="宋体" w:hAnsi="宋体"/>
                 <w:sz w:val="21"/>
               </w:rPr>
-              <w:t xml:space="preserve">  济南</w:t>
+            </w:r>
+            <w:r>
+              <w:rPr>
+                <w:b w:val="0"/>
+                <w:sz w:val="18"/>
+              </w:rPr>
+              <w:t>18658249341 ｜ 2631217547@qq.com ｜ 共青团员 ｜ 济南</w:t>
             </w:r>
           </w:p>
         </w:tc>
@@ -297,55 +299,55 @@
                 <w:sz w:val="21"/>
                 <w:szCs w:val="21"/>
               </w:rPr>
-              <w:t>求职意向：</w:t>
-            </w:r>
-            <w:r>
-              <w:rPr>
-                <w:rFonts w:ascii="Times New Roman" w:eastAsia="宋体" w:hAnsi="Times New Roman"/>
-                <w:sz w:val="21"/>
-                <w:szCs w:val="21"/>
-              </w:rPr>
-              <w:t xml:space="preserve"> </w:t>
-            </w:r>
-            <w:r>
-              <w:rPr>
-                <w:rFonts w:ascii="Times New Roman" w:eastAsia="宋体" w:hAnsi="Times New Roman"/>
-                <w:sz w:val="21"/>
-                <w:szCs w:val="21"/>
-              </w:rPr>
-              <w:t>管理培训生</w:t>
-            </w:r>
-            <w:r>
-              <w:rPr>
-                <w:rFonts w:ascii="Times New Roman" w:eastAsia="宋体" w:hAnsi="Times New Roman"/>
-                <w:sz w:val="21"/>
-                <w:szCs w:val="21"/>
-              </w:rPr>
-              <w:t>/</w:t>
-            </w:r>
-            <w:r>
-              <w:rPr>
-                <w:rFonts w:ascii="Times New Roman" w:eastAsia="宋体" w:hAnsi="Times New Roman"/>
-                <w:sz w:val="21"/>
-                <w:szCs w:val="21"/>
-              </w:rPr>
-              <w:t>运营管培</w:t>
-            </w:r>
-            <w:r>
-              <w:rPr>
-                <w:rFonts w:ascii="Times New Roman" w:eastAsia="宋体" w:hAnsi="Times New Roman"/>
-                <w:sz w:val="21"/>
-                <w:szCs w:val="21"/>
-              </w:rPr>
-              <w:t>/</w:t>
-            </w:r>
-            <w:r>
-              <w:rPr>
-                <w:rFonts w:ascii="Times New Roman" w:eastAsia="宋体" w:hAnsi="Times New Roman"/>
-                <w:sz w:val="21"/>
-                <w:szCs w:val="21"/>
-              </w:rPr>
-              <w:t>供应链管培</w:t>
+            </w:r>
+            <w:r>
+              <w:rPr>
+                <w:rFonts w:ascii="Times New Roman" w:eastAsia="宋体" w:hAnsi="Times New Roman"/>
+                <w:sz w:val="21"/>
+                <w:szCs w:val="21"/>
+              </w:rPr>
+            </w:r>
+            <w:r>
+              <w:rPr>
+                <w:rFonts w:ascii="Times New Roman" w:eastAsia="宋体" w:hAnsi="Times New Roman"/>
+                <w:sz w:val="21"/>
+                <w:szCs w:val="21"/>
+              </w:rPr>
+            </w:r>
+            <w:r>
+              <w:rPr>
+                <w:rFonts w:ascii="Times New Roman" w:eastAsia="宋体" w:hAnsi="Times New Roman"/>
+                <w:sz w:val="21"/>
+                <w:szCs w:val="21"/>
+              </w:rPr>
+            </w:r>
+            <w:r>
+              <w:rPr>
+                <w:rFonts w:ascii="Times New Roman" w:eastAsia="宋体" w:hAnsi="Times New Roman"/>
+                <w:sz w:val="21"/>
+                <w:szCs w:val="21"/>
+              </w:rPr>
+            </w:r>
+            <w:r>
+              <w:rPr>
+                <w:rFonts w:ascii="Times New Roman" w:eastAsia="宋体" w:hAnsi="Times New Roman"/>
+                <w:sz w:val="21"/>
+                <w:szCs w:val="21"/>
+              </w:rPr>
+            </w:r>
+            <w:r>
+              <w:rPr>
+                <w:rFonts w:ascii="Times New Roman" w:eastAsia="宋体" w:hAnsi="Times New Roman"/>
+                <w:sz w:val="21"/>
+                <w:szCs w:val="21"/>
+              </w:rPr>
+            </w:r>
+            <w:r>
+              <w:rPr>
+                <w:b w:val="0"/>
+                <w:sz w:val="20"/>
+              </w:rPr>
+              <w:t>求职意向：供应链管培生（计划/采购/物流）</w:t>
             </w:r>
           </w:p>
         </w:tc>
@@ -405,111 +407,111 @@
                 <w:sz w:val="21"/>
                 <w:szCs w:val="21"/>
               </w:rPr>
+            </w:r>
+            <w:r>
+              <w:rPr>
+                <w:rFonts w:ascii="Times New Roman" w:eastAsia="宋体" w:hAnsi="Times New Roman"/>
+                <w:sz w:val="21"/>
+                <w:szCs w:val="21"/>
+              </w:rPr>
+            </w:r>
+            <w:r>
+              <w:rPr>
+                <w:rFonts w:ascii="Times New Roman" w:eastAsia="宋体" w:hAnsi="Times New Roman"/>
+                <w:sz w:val="21"/>
+                <w:szCs w:val="21"/>
+              </w:rPr>
+            </w:r>
+            <w:r>
+              <w:rPr>
+                <w:rFonts w:ascii="Times New Roman" w:eastAsia="宋体" w:hAnsi="Times New Roman"/>
+                <w:sz w:val="21"/>
+                <w:szCs w:val="21"/>
+              </w:rPr>
+            </w:r>
+            <w:r>
+              <w:rPr>
+                <w:rFonts w:ascii="Times New Roman" w:eastAsia="宋体" w:hAnsi="Times New Roman"/>
+                <w:sz w:val="21"/>
+                <w:szCs w:val="21"/>
+              </w:rPr>
+            </w:r>
+            <w:r>
+              <w:rPr>
+                <w:rFonts w:ascii="Times New Roman" w:eastAsia="宋体" w:hAnsi="Times New Roman"/>
+                <w:sz w:val="21"/>
+                <w:szCs w:val="21"/>
+              </w:rPr>
+            </w:r>
+            <w:r>
+              <w:rPr>
+                <w:rFonts w:ascii="Times New Roman" w:eastAsia="宋体" w:hAnsi="Times New Roman"/>
+                <w:sz w:val="21"/>
+                <w:szCs w:val="21"/>
+              </w:rPr>
+            </w:r>
+            <w:r>
+              <w:rPr>
+                <w:rFonts w:ascii="Times New Roman" w:eastAsia="宋体" w:hAnsi="Times New Roman"/>
+                <w:sz w:val="21"/>
+                <w:szCs w:val="21"/>
+              </w:rPr>
+            </w:r>
+            <w:r>
+              <w:rPr>
+                <w:rFonts w:ascii="Times New Roman" w:eastAsia="宋体" w:hAnsi="Times New Roman"/>
+                <w:sz w:val="21"/>
+                <w:szCs w:val="21"/>
+              </w:rPr>
+            </w:r>
+            <w:r>
+              <w:rPr>
+                <w:rFonts w:ascii="Times New Roman" w:eastAsia="宋体" w:hAnsi="Times New Roman"/>
+                <w:sz w:val="21"/>
+                <w:szCs w:val="21"/>
+              </w:rPr>
+            </w:r>
+            <w:r>
+              <w:rPr>
+                <w:rFonts w:ascii="Times New Roman" w:eastAsia="宋体" w:hAnsi="Times New Roman"/>
+                <w:sz w:val="21"/>
+                <w:szCs w:val="21"/>
+              </w:rPr>
+            </w:r>
+            <w:r>
+              <w:rPr>
+                <w:rFonts w:ascii="Times New Roman" w:eastAsia="宋体" w:hAnsi="Times New Roman"/>
+                <w:sz w:val="21"/>
+                <w:szCs w:val="21"/>
+              </w:rPr>
+            </w:r>
+            <w:r>
+              <w:rPr>
+                <w:rFonts w:ascii="Times New Roman" w:eastAsia="宋体" w:hAnsi="Times New Roman"/>
+                <w:sz w:val="21"/>
+                <w:szCs w:val="21"/>
+              </w:rPr>
+            </w:r>
+            <w:r>
+              <w:rPr>
+                <w:rFonts w:ascii="Times New Roman" w:eastAsia="宋体" w:hAnsi="Times New Roman"/>
+                <w:sz w:val="21"/>
+                <w:szCs w:val="21"/>
+              </w:rPr>
+            </w:r>
+            <w:r>
+              <w:rPr>
+                <w:b/>
+                <w:sz w:val="18"/>
+              </w:rPr>
               <w:t>个人优势：</w:t>
             </w:r>
             <w:r>
               <w:rPr>
-                <w:rFonts w:ascii="Times New Roman" w:eastAsia="宋体" w:hAnsi="Times New Roman"/>
-                <w:sz w:val="21"/>
-                <w:szCs w:val="21"/>
-              </w:rPr>
-              <w:t>快速学习：供应链管理专业背景，能快速掌握新业务与新工具，独立完成</w:t>
-            </w:r>
-            <w:r>
-              <w:rPr>
-                <w:rFonts w:ascii="Times New Roman" w:eastAsia="宋体" w:hAnsi="Times New Roman"/>
-                <w:sz w:val="21"/>
-                <w:szCs w:val="21"/>
-              </w:rPr>
-              <w:t>3</w:t>
-            </w:r>
-            <w:r>
-              <w:rPr>
-                <w:rFonts w:ascii="Times New Roman" w:eastAsia="宋体" w:hAnsi="Times New Roman"/>
-                <w:sz w:val="21"/>
-                <w:szCs w:val="21"/>
-              </w:rPr>
-              <w:t>个从问题定义到成果交付的研究项目；执行落地：</w:t>
-            </w:r>
-            <w:r>
-              <w:rPr>
-                <w:rFonts w:ascii="Times New Roman" w:eastAsia="宋体" w:hAnsi="Times New Roman"/>
-                <w:sz w:val="21"/>
-                <w:szCs w:val="21"/>
-              </w:rPr>
-              <w:t>3</w:t>
-            </w:r>
-            <w:r>
-              <w:rPr>
-                <w:rFonts w:ascii="Times New Roman" w:eastAsia="宋体" w:hAnsi="Times New Roman"/>
-                <w:sz w:val="21"/>
-                <w:szCs w:val="21"/>
-              </w:rPr>
-              <w:t>个月项目助理经验，统筹</w:t>
-            </w:r>
-            <w:r>
-              <w:rPr>
-                <w:rFonts w:ascii="Times New Roman" w:eastAsia="宋体" w:hAnsi="Times New Roman"/>
-                <w:sz w:val="21"/>
-                <w:szCs w:val="21"/>
-              </w:rPr>
-              <w:t>200+</w:t>
-            </w:r>
-            <w:r>
-              <w:rPr>
-                <w:rFonts w:ascii="Times New Roman" w:eastAsia="宋体" w:hAnsi="Times New Roman"/>
-                <w:sz w:val="21"/>
-                <w:szCs w:val="21"/>
-              </w:rPr>
-              <w:t>份申报材料并建立三级校验机制，实现零差错提交，细节把控能力强；数据思维：掌握</w:t>
-            </w:r>
-            <w:r>
-              <w:rPr>
-                <w:rFonts w:ascii="Times New Roman" w:eastAsia="宋体" w:hAnsi="Times New Roman"/>
-                <w:sz w:val="21"/>
-                <w:szCs w:val="21"/>
-              </w:rPr>
-              <w:t>Excel/Python/R/SPSS</w:t>
-            </w:r>
-            <w:r>
-              <w:rPr>
-                <w:rFonts w:ascii="Times New Roman" w:eastAsia="宋体" w:hAnsi="Times New Roman"/>
-                <w:sz w:val="21"/>
-                <w:szCs w:val="21"/>
-              </w:rPr>
-              <w:t>，习惯用数据发现问题、支撑决策，处理过</w:t>
-            </w:r>
-            <w:r>
-              <w:rPr>
-                <w:rFonts w:ascii="Times New Roman" w:eastAsia="宋体" w:hAnsi="Times New Roman"/>
-                <w:sz w:val="21"/>
-                <w:szCs w:val="21"/>
-              </w:rPr>
-              <w:t>4.5</w:t>
-            </w:r>
-            <w:r>
-              <w:rPr>
-                <w:rFonts w:ascii="Times New Roman" w:eastAsia="宋体" w:hAnsi="Times New Roman"/>
-                <w:sz w:val="21"/>
-                <w:szCs w:val="21"/>
-              </w:rPr>
-              <w:t>万</w:t>
-            </w:r>
-            <w:r>
-              <w:rPr>
-                <w:rFonts w:ascii="Times New Roman" w:eastAsia="宋体" w:hAnsi="Times New Roman"/>
-                <w:sz w:val="21"/>
-                <w:szCs w:val="21"/>
-              </w:rPr>
-              <w:t>+</w:t>
-            </w:r>
-            <w:r>
-              <w:rPr>
-                <w:rFonts w:ascii="Times New Roman" w:eastAsia="宋体" w:hAnsi="Times New Roman"/>
-                <w:sz w:val="21"/>
-                <w:szCs w:val="21"/>
-              </w:rPr>
-              <w:t>条业务数据；沟通协作：有跨部门对接、门店团队协作经验，性格专注较真，愿意为不擅长的事投入时间</w:t>
+                <w:b w:val="0"/>
+                <w:sz w:val="18"/>
+              </w:rPr>
+              <w:t>供应链全链路认知：用友U8+采购/销售/库存/存货核算全流程实操，理解从订单到核算的标准化运作；数据分析：掌握Excel/Python/R/SPSS，处理过4.5万+条业务数据，独立完成选址-路径优化模型；执行落地：3个月项目助理经验，统筹200+份材料零差错，三级校验机制；细致较真：性格专注，愿意为不擅长的事投入时间，细节把控能力强</w:t>
             </w:r>
           </w:p>
         </w:tc>
@@ -811,6 +813,13 @@
                 <w:bCs/>
               </w:rPr>
             </w:pPr>
+            <w:r>
+              <w:rPr>
+                <w:b/>
+                <w:sz w:val="22"/>
+              </w:rPr>
+              <w:t>山东大学</w:t>
+            </w:r>
           </w:p>
         </w:tc>
       </w:tr>
@@ -878,6 +887,13 @@
                 <w:sz w:val="21"/>
               </w:rPr>
             </w:pPr>
+            <w:r>
+              <w:rPr>
+                <w:b w:val="0"/>
+                <w:sz w:val="19"/>
+              </w:rPr>
+              <w:t>核心课程：供应链管理、采购管理、物流管理、统计学、Python程序设计、ERP供应链管理综合实验</w:t>
+            </w:r>
           </w:p>
         </w:tc>
         <w:tc>
@@ -918,47 +934,48 @@
                 <w:sz w:val="21"/>
                 <w:szCs w:val="21"/>
               </w:rPr>
-              <w:t>核心课程：</w:t>
-            </w:r>
-            <w:r>
-              <w:rPr>
-                <w:rFonts w:ascii="Times New Roman" w:eastAsia="宋体" w:hAnsi="Times New Roman"/>
-                <w:sz w:val="21"/>
-                <w:szCs w:val="21"/>
-              </w:rPr>
-              <w:t>供应链管理、采购管理、物流管理、统计学、</w:t>
-            </w:r>
-            <w:r>
-              <w:rPr>
-                <w:rFonts w:ascii="Times New Roman" w:eastAsia="宋体" w:hAnsi="Times New Roman"/>
-                <w:sz w:val="21"/>
-                <w:szCs w:val="21"/>
-              </w:rPr>
-              <w:t>Python</w:t>
-            </w:r>
-            <w:r>
-              <w:rPr>
-                <w:rFonts w:ascii="Times New Roman" w:eastAsia="宋体" w:hAnsi="Times New Roman"/>
-                <w:sz w:val="21"/>
-                <w:szCs w:val="21"/>
-              </w:rPr>
-              <w:t>程序设计、</w:t>
-            </w:r>
-            <w:r>
-              <w:rPr>
-                <w:rFonts w:ascii="Times New Roman" w:eastAsia="宋体" w:hAnsi="Times New Roman"/>
-                <w:sz w:val="21"/>
-                <w:szCs w:val="21"/>
-              </w:rPr>
-              <w:t>ERP</w:t>
-            </w:r>
-            <w:r>
-              <w:rPr>
-                <w:rFonts w:ascii="Times New Roman" w:eastAsia="宋体" w:hAnsi="Times New Roman"/>
-                <w:sz w:val="21"/>
-                <w:szCs w:val="21"/>
-              </w:rPr>
-              <w:t>供应链管理综合实验</w:t>
+            </w:r>
+            <w:r>
+              <w:rPr>
+                <w:rFonts w:ascii="Times New Roman" w:eastAsia="宋体" w:hAnsi="Times New Roman"/>
+                <w:sz w:val="21"/>
+                <w:szCs w:val="21"/>
+              </w:rPr>
+            </w:r>
+            <w:r>
+              <w:rPr>
+                <w:rFonts w:ascii="Times New Roman" w:eastAsia="宋体" w:hAnsi="Times New Roman"/>
+                <w:sz w:val="21"/>
+                <w:szCs w:val="21"/>
+              </w:rPr>
+            </w:r>
+            <w:r>
+              <w:rPr>
+                <w:rFonts w:ascii="Times New Roman" w:eastAsia="宋体" w:hAnsi="Times New Roman"/>
+                <w:sz w:val="21"/>
+                <w:szCs w:val="21"/>
+              </w:rPr>
+            </w:r>
+            <w:r>
+              <w:rPr>
+                <w:rFonts w:ascii="Times New Roman" w:eastAsia="宋体" w:hAnsi="Times New Roman"/>
+                <w:sz w:val="21"/>
+                <w:szCs w:val="21"/>
+              </w:rPr>
+            </w:r>
+            <w:r>
+              <w:rPr>
+                <w:rFonts w:ascii="Times New Roman" w:eastAsia="宋体" w:hAnsi="Times New Roman"/>
+                <w:sz w:val="21"/>
+                <w:szCs w:val="21"/>
+              </w:rPr>
+            </w:r>
+            <w:r>
+              <w:rPr>
+                <w:b w:val="0"/>
+                <w:sz w:val="19"/>
+              </w:rPr>
+              <w:t>荣誉奖励：山东大学2024—2025年暑期社会实践专项优秀等级</w:t>
             </w:r>
           </w:p>
         </w:tc>
@@ -3266,6 +3283,7 @@
       </w:tblGrid>
       <w:tr>
         <w:trPr>
+          <w:trHeight w:hRule="atLeast"/>
           <w:jc w:val="center"/>
         </w:trPr>
         <w:tc>
@@ -3283,7 +3301,7 @@
               <w:bottom w:w="0" w:type="dxa"/>
               <w:right w:w="85" w:type="dxa"/>
             </w:tcMar>
-            <w:vAlign w:val="center"/>
+            <w:vAlign w:val="top"/>
           </w:tcPr>
           <w:p>
             <w:pPr>
@@ -3310,7 +3328,7 @@
               <w:bottom w:w="0" w:type="dxa"/>
               <w:right w:w="85" w:type="dxa"/>
             </w:tcMar>
-            <w:vAlign w:val="center"/>
+            <w:vAlign w:val="top"/>
           </w:tcPr>
           <w:p>
             <w:pPr>
@@ -3379,12 +3397,6 @@
                 <w:szCs w:val="21"/>
               </w:rPr>
             </w:r>
-            <w:r>
-              <w:rPr>
-                <w:b w:val="0"/>
-                <w:sz w:val="21"/>
-              </w:rPr>
-            </w:r>
           </w:p>
           <w:p>
             <w:pPr>
@@ -3403,7 +3415,6 @@
                 <w:sz w:val="21"/>
                 <w:szCs w:val="21"/>
               </w:rPr>
-              <w:t>数据工具：</w:t>
             </w:r>
             <w:r>
               <w:rPr>
@@ -3411,15 +3422,13 @@
                 <w:sz w:val="21"/>
                 <w:szCs w:val="21"/>
               </w:rPr>
-              <w:t>Python</w:t>
-            </w:r>
-            <w:r>
-              <w:rPr>
-                <w:rFonts w:ascii="Times New Roman" w:eastAsia="宋体" w:hAnsi="Times New Roman"/>
-                <w:sz w:val="21"/>
-                <w:szCs w:val="21"/>
-              </w:rPr>
-              <w:t>（</w:t>
+            </w:r>
+            <w:r>
+              <w:rPr>
+                <w:rFonts w:ascii="Times New Roman" w:eastAsia="宋体" w:hAnsi="Times New Roman"/>
+                <w:sz w:val="21"/>
+                <w:szCs w:val="21"/>
+              </w:rPr>
             </w:r>
             <w:r>
               <w:rPr>
@@ -3427,15 +3436,13 @@
                 <w:sz w:val="21"/>
                 <w:szCs w:val="21"/>
               </w:rPr>
-              <w:t>pandas</w:t>
-            </w:r>
-            <w:r>
-              <w:rPr>
-                <w:rFonts w:ascii="Times New Roman" w:eastAsia="宋体" w:hAnsi="Times New Roman"/>
-                <w:sz w:val="21"/>
-                <w:szCs w:val="21"/>
-              </w:rPr>
-              <w:t>数据处理）、</w:t>
+            </w:r>
+            <w:r>
+              <w:rPr>
+                <w:rFonts w:ascii="Times New Roman" w:eastAsia="宋体" w:hAnsi="Times New Roman"/>
+                <w:sz w:val="21"/>
+                <w:szCs w:val="21"/>
+              </w:rPr>
             </w:r>
             <w:r>
               <w:rPr>
@@ -3443,15 +3450,13 @@
                 <w:sz w:val="21"/>
                 <w:szCs w:val="21"/>
               </w:rPr>
-              <w:t>R</w:t>
-            </w:r>
-            <w:r>
-              <w:rPr>
-                <w:rFonts w:ascii="Times New Roman" w:eastAsia="宋体" w:hAnsi="Times New Roman"/>
-                <w:sz w:val="21"/>
-                <w:szCs w:val="21"/>
-              </w:rPr>
-              <w:t>（统计分析）、</w:t>
+            </w:r>
+            <w:r>
+              <w:rPr>
+                <w:rFonts w:ascii="Times New Roman" w:eastAsia="宋体" w:hAnsi="Times New Roman"/>
+                <w:sz w:val="21"/>
+                <w:szCs w:val="21"/>
+              </w:rPr>
             </w:r>
             <w:r>
               <w:rPr>
@@ -3459,15 +3464,13 @@
                 <w:sz w:val="21"/>
                 <w:szCs w:val="21"/>
               </w:rPr>
-              <w:t>SPSS</w:t>
-            </w:r>
-            <w:r>
-              <w:rPr>
-                <w:rFonts w:ascii="Times New Roman" w:eastAsia="宋体" w:hAnsi="Times New Roman"/>
-                <w:sz w:val="21"/>
-                <w:szCs w:val="21"/>
-              </w:rPr>
-              <w:t>（问卷分析），累计处理</w:t>
+            </w:r>
+            <w:r>
+              <w:rPr>
+                <w:rFonts w:ascii="Times New Roman" w:eastAsia="宋体" w:hAnsi="Times New Roman"/>
+                <w:sz w:val="21"/>
+                <w:szCs w:val="21"/>
+              </w:rPr>
             </w:r>
             <w:r>
               <w:rPr>
@@ -3475,15 +3478,13 @@
                 <w:sz w:val="21"/>
                 <w:szCs w:val="21"/>
               </w:rPr>
-              <w:t>4.5</w:t>
-            </w:r>
-            <w:r>
-              <w:rPr>
-                <w:rFonts w:ascii="Times New Roman" w:eastAsia="宋体" w:hAnsi="Times New Roman"/>
-                <w:sz w:val="21"/>
-                <w:szCs w:val="21"/>
-              </w:rPr>
-              <w:t>万</w:t>
+            </w:r>
+            <w:r>
+              <w:rPr>
+                <w:rFonts w:ascii="Times New Roman" w:eastAsia="宋体" w:hAnsi="Times New Roman"/>
+                <w:sz w:val="21"/>
+                <w:szCs w:val="21"/>
+              </w:rPr>
             </w:r>
             <w:r>
               <w:rPr>
@@ -3491,15 +3492,13 @@
                 <w:sz w:val="21"/>
                 <w:szCs w:val="21"/>
               </w:rPr>
-              <w:t>+</w:t>
-            </w:r>
-            <w:r>
-              <w:rPr>
-                <w:rFonts w:ascii="Times New Roman" w:eastAsia="宋体" w:hAnsi="Times New Roman"/>
-                <w:sz w:val="21"/>
-                <w:szCs w:val="21"/>
-              </w:rPr>
-              <w:t>条业务数据</w:t>
+            </w:r>
+            <w:r>
+              <w:rPr>
+                <w:rFonts w:ascii="Times New Roman" w:eastAsia="宋体" w:hAnsi="Times New Roman"/>
+                <w:sz w:val="21"/>
+                <w:szCs w:val="21"/>
+              </w:rPr>
             </w:r>
           </w:p>
           <w:p>
@@ -3519,15 +3518,13 @@
                 <w:sz w:val="21"/>
                 <w:szCs w:val="21"/>
               </w:rPr>
-              <w:t>业务系统：</w:t>
-            </w:r>
-            <w:r>
-              <w:rPr>
-                <w:rFonts w:ascii="Times New Roman" w:eastAsia="宋体" w:hAnsi="Times New Roman"/>
-                <w:sz w:val="21"/>
-                <w:szCs w:val="21"/>
-              </w:rPr>
-              <w:t>用友</w:t>
+            </w:r>
+            <w:r>
+              <w:rPr>
+                <w:rFonts w:ascii="Times New Roman" w:eastAsia="宋体" w:hAnsi="Times New Roman"/>
+                <w:sz w:val="21"/>
+                <w:szCs w:val="21"/>
+              </w:rPr>
             </w:r>
             <w:r>
               <w:rPr>
@@ -3535,15 +3532,13 @@
                 <w:sz w:val="21"/>
                 <w:szCs w:val="21"/>
               </w:rPr>
-              <w:t>U8+ ERP</w:t>
-            </w:r>
-            <w:r>
-              <w:rPr>
-                <w:rFonts w:ascii="Times New Roman" w:eastAsia="宋体" w:hAnsi="Times New Roman"/>
-                <w:sz w:val="21"/>
-                <w:szCs w:val="21"/>
-              </w:rPr>
-              <w:t>（采购</w:t>
+            </w:r>
+            <w:r>
+              <w:rPr>
+                <w:rFonts w:ascii="Times New Roman" w:eastAsia="宋体" w:hAnsi="Times New Roman"/>
+                <w:sz w:val="21"/>
+                <w:szCs w:val="21"/>
+              </w:rPr>
             </w:r>
             <w:r>
               <w:rPr>
@@ -3551,15 +3546,13 @@
                 <w:sz w:val="21"/>
                 <w:szCs w:val="21"/>
               </w:rPr>
-              <w:t>/</w:t>
-            </w:r>
-            <w:r>
-              <w:rPr>
-                <w:rFonts w:ascii="Times New Roman" w:eastAsia="宋体" w:hAnsi="Times New Roman"/>
-                <w:sz w:val="21"/>
-                <w:szCs w:val="21"/>
-              </w:rPr>
-              <w:t>销售</w:t>
+            </w:r>
+            <w:r>
+              <w:rPr>
+                <w:rFonts w:ascii="Times New Roman" w:eastAsia="宋体" w:hAnsi="Times New Roman"/>
+                <w:sz w:val="21"/>
+                <w:szCs w:val="21"/>
+              </w:rPr>
             </w:r>
             <w:r>
               <w:rPr>
@@ -3567,15 +3560,13 @@
                 <w:sz w:val="21"/>
                 <w:szCs w:val="21"/>
               </w:rPr>
-              <w:t>/</w:t>
-            </w:r>
-            <w:r>
-              <w:rPr>
-                <w:rFonts w:ascii="Times New Roman" w:eastAsia="宋体" w:hAnsi="Times New Roman"/>
-                <w:sz w:val="21"/>
-                <w:szCs w:val="21"/>
-              </w:rPr>
-              <w:t>库存</w:t>
+            </w:r>
+            <w:r>
+              <w:rPr>
+                <w:rFonts w:ascii="Times New Roman" w:eastAsia="宋体" w:hAnsi="Times New Roman"/>
+                <w:sz w:val="21"/>
+                <w:szCs w:val="21"/>
+              </w:rPr>
             </w:r>
             <w:r>
               <w:rPr>
@@ -3583,15 +3574,13 @@
                 <w:sz w:val="21"/>
                 <w:szCs w:val="21"/>
               </w:rPr>
-              <w:t>/</w:t>
-            </w:r>
-            <w:r>
-              <w:rPr>
-                <w:rFonts w:ascii="Times New Roman" w:eastAsia="宋体" w:hAnsi="Times New Roman"/>
-                <w:sz w:val="21"/>
-                <w:szCs w:val="21"/>
-              </w:rPr>
-              <w:t>存货核算全流程操作，熟悉单据流转与模块联动）</w:t>
+            </w:r>
+            <w:r>
+              <w:rPr>
+                <w:rFonts w:ascii="Times New Roman" w:eastAsia="宋体" w:hAnsi="Times New Roman"/>
+                <w:sz w:val="21"/>
+                <w:szCs w:val="21"/>
+              </w:rPr>
             </w:r>
           </w:p>
           <w:p>
@@ -3611,7 +3600,6 @@
                 <w:sz w:val="21"/>
                 <w:szCs w:val="21"/>
               </w:rPr>
-              <w:t>语言能力：</w:t>
             </w:r>
             <w:r>
               <w:rPr>
@@ -3619,15 +3607,13 @@
                 <w:sz w:val="21"/>
                 <w:szCs w:val="21"/>
               </w:rPr>
-              <w:t>CET-4</w:t>
-            </w:r>
-            <w:r>
-              <w:rPr>
-                <w:rFonts w:ascii="Times New Roman" w:eastAsia="宋体" w:hAnsi="Times New Roman"/>
-                <w:sz w:val="21"/>
-                <w:szCs w:val="21"/>
-              </w:rPr>
-              <w:t>，可阅读英文专业资料</w:t>
+            </w:r>
+            <w:r>
+              <w:rPr>
+                <w:rFonts w:ascii="Times New Roman" w:eastAsia="宋体" w:hAnsi="Times New Roman"/>
+                <w:sz w:val="21"/>
+                <w:szCs w:val="21"/>
+              </w:rPr>
             </w:r>
           </w:p>
           <w:p>
@@ -3648,15 +3634,13 @@
                 <w:sz w:val="21"/>
                 <w:szCs w:val="21"/>
               </w:rPr>
-              <w:t>通用能力：</w:t>
-            </w:r>
-            <w:r>
-              <w:rPr>
-                <w:rFonts w:ascii="Times New Roman" w:eastAsia="宋体" w:hAnsi="Times New Roman"/>
-                <w:sz w:val="21"/>
-                <w:szCs w:val="21"/>
-              </w:rPr>
-              <w:t>执行力与细节把控、跨部门沟通协作、流程梳理与标准化、文档与台账管理、数据驱动的问题分析</w:t>
+            </w:r>
+            <w:r>
+              <w:rPr>
+                <w:rFonts w:ascii="Times New Roman" w:eastAsia="宋体" w:hAnsi="Times New Roman"/>
+                <w:sz w:val="21"/>
+                <w:szCs w:val="21"/>
+              </w:rPr>
             </w:r>
           </w:p>
         </w:tc>
